--- a/courseware/LP-IoT-Fundamental-for-Beginners.docx
+++ b/courseware/LP-IoT-Fundamental-for-Beginners.docx
@@ -179,7 +179,7 @@
           <w:color w:val="1F6FEB"/>
           <w:sz w:val="24"/>
         </w:rPr>
-        <w:t>Version 13</w:t>
+        <w:t>Version 14</w:t>
       </w:r>
     </w:p>
     <w:p>
@@ -381,6 +381,64 @@
                 <w:sz w:val="19"/>
               </w:rPr>
               <w:t>Revamped to the IoTFlow platform (iot.tertiaryinfotech.com): 6 labs covering device registration, MQTT/HTTP telemetry, virtual-pin remote control, dashboards and n8n + AI automation.</w:t>
+            </w:r>
+          </w:p>
+        </w:tc>
+        <w:tc>
+          <w:tcPr>
+            <w:tcW w:type="dxa" w:w="2160"/>
+          </w:tcPr>
+          <w:p>
+            <w:r/>
+            <w:r>
+              <w:rPr>
+                <w:sz w:val="19"/>
+              </w:rPr>
+              <w:t>Dr. Alfred Ang</w:t>
+            </w:r>
+          </w:p>
+        </w:tc>
+      </w:tr>
+      <w:tr>
+        <w:tc>
+          <w:tcPr>
+            <w:tcW w:type="dxa" w:w="2160"/>
+          </w:tcPr>
+          <w:p>
+            <w:r/>
+            <w:r>
+              <w:rPr>
+                <w:sz w:val="19"/>
+              </w:rPr>
+              <w:t>14</w:t>
+            </w:r>
+          </w:p>
+        </w:tc>
+        <w:tc>
+          <w:tcPr>
+            <w:tcW w:type="dxa" w:w="2160"/>
+          </w:tcPr>
+          <w:p>
+            <w:r/>
+            <w:r>
+              <w:rPr>
+                <w:sz w:val="19"/>
+              </w:rPr>
+              <w:t>6 July 2026</w:t>
+            </w:r>
+          </w:p>
+        </w:tc>
+        <w:tc>
+          <w:tcPr>
+            <w:tcW w:type="dxa" w:w="2160"/>
+          </w:tcPr>
+          <w:p>
+            <w:r/>
+            <w:r>
+              <w:rPr>
+                <w:sz w:val="19"/>
+              </w:rPr>
+              <w:t>Labs updated to the official IoTFlow Python client (pip install iotflow): HTTP send/virtual_write, the telemetry_upload.py MQTT example, and @on_command control handlers.</w:t>
             </w:r>
           </w:p>
         </w:tc>
@@ -669,7 +727,7 @@
               <w:rPr>
                 <w:sz w:val="20"/>
               </w:rPr>
-              <w:t>Instructor-led, hands-on labs on the IoTFlow IoT platform (https://iot.tertiaryinfotech.com) and n8n</w:t>
+              <w:t>Instructor-led, hands-on labs on the IoTFlow IoT platform (https://iot.tertiaryinfotech.com) using the official Python client (pip install iotflow) and n8n</w:t>
             </w:r>
           </w:p>
         </w:tc>
@@ -1376,7 +1434,7 @@
                 <w:b w:val="0"/>
                 <w:sz w:val="19"/>
               </w:rPr>
-              <w:t>Topic 2 — Collect and Post Data to Cloud: cloud computing, IoT platforms, MQTT and REST API (concepts). Hands-on: Lab 1: Register Your First Device on IoTFlow</w:t>
+              <w:t>Topic 2 — Collect and Post Data to Cloud: cloud computing, IoT platforms, MQTT and REST API, the IoTFlow Python client (pip install iotflow) (concepts). Hands-on: Lab 1: Register Your First Device on IoTFlow</w:t>
             </w:r>
           </w:p>
         </w:tc>
